--- a/individual_contribution_Obed_Ninson.docx
+++ b/individual_contribution_Obed_Ninson.docx
@@ -16,7 +16,7 @@
         <w:pStyle w:val="FirstParagraph"/>
       </w:pPr>
       <w:r>
-        <w:t xml:space="preserve">Project 1: Roofline Reckoning, CPEN 315/733, Group 3. Role: Python/MATLAB + Test/Docs Lead.</w:t>
+        <w:t xml:space="preserve">Project 1: Roofline Reckoning, CPEN 438, Group 3. Role: Python/MATLAB + Test/Docs Lead.</w:t>
       </w:r>
     </w:p>
     <w:tbl>
